--- a/engine/airarabia_study/AIRARABIA_Bibliography_09-08-2026.docx
+++ b/engine/airarabia_study/AIRARABIA_Bibliography_09-08-2026.docx
@@ -1284,6 +1284,496 @@
           </w:p>
         </w:tc>
       </w:tr>
+      <w:tr>
+        <w:tc>
+          <w:tcPr>
+            <w:tcW w:type="dxa" w:w="3312"/>
+          </w:tcPr>
+          <w:p>
+            <w:pPr>
+              <w:spacing w:after="20"/>
+            </w:pPr>
+            <w:r>
+              <w:rPr>
+                <w:color w:val="1C3A36"/>
+                <w:sz w:val="16"/>
+              </w:rPr>
+              <w:t>Quarterly Economic Review, June-2026 edition</w:t>
+            </w:r>
+          </w:p>
+        </w:tc>
+        <w:tc>
+          <w:tcPr>
+            <w:tcW w:type="dxa" w:w="2664"/>
+          </w:tcPr>
+          <w:p>
+            <w:pPr>
+              <w:spacing w:after="20"/>
+            </w:pPr>
+            <w:r>
+              <w:rPr>
+                <w:color w:val="1C3A36"/>
+                <w:sz w:val="16"/>
+              </w:rPr>
+              <w:t>Central Bank of the UAE</w:t>
+            </w:r>
+          </w:p>
+        </w:tc>
+        <w:tc>
+          <w:tcPr>
+            <w:tcW w:type="dxa" w:w="1224"/>
+          </w:tcPr>
+          <w:p>
+            <w:pPr>
+              <w:spacing w:after="20"/>
+            </w:pPr>
+            <w:r>
+              <w:rPr>
+                <w:color w:val="1C3A36"/>
+                <w:sz w:val="16"/>
+              </w:rPr>
+              <w:t>30-Jun-2026</w:t>
+            </w:r>
+          </w:p>
+        </w:tc>
+        <w:tc>
+          <w:tcPr>
+            <w:tcW w:type="dxa" w:w="6840"/>
+          </w:tcPr>
+          <w:p>
+            <w:pPr>
+              <w:spacing w:after="20"/>
+            </w:pPr>
+            <w:r>
+              <w:rPr>
+                <w:color w:val="1C3A36"/>
+                <w:sz w:val="16"/>
+              </w:rPr>
+              <w:t>The CURRENT 2026 projection: real GDP +1.7% (2027: +9.8%), inflation 2.3% — replacing the stale March-2026 vintage an earlier draft cited</w:t>
+            </w:r>
+          </w:p>
+        </w:tc>
+      </w:tr>
+      <w:tr>
+        <w:tc>
+          <w:tcPr>
+            <w:tcW w:type="dxa" w:w="3312"/>
+          </w:tcPr>
+          <w:p>
+            <w:pPr>
+              <w:spacing w:after="20"/>
+            </w:pPr>
+            <w:r>
+              <w:rPr>
+                <w:color w:val="1C3A36"/>
+                <w:sz w:val="16"/>
+              </w:rPr>
+              <w:t>2025 GDP outturn release</w:t>
+            </w:r>
+          </w:p>
+        </w:tc>
+        <w:tc>
+          <w:tcPr>
+            <w:tcW w:type="dxa" w:w="2664"/>
+          </w:tcPr>
+          <w:p>
+            <w:pPr>
+              <w:spacing w:after="20"/>
+            </w:pPr>
+            <w:r>
+              <w:rPr>
+                <w:color w:val="1C3A36"/>
+                <w:sz w:val="16"/>
+              </w:rPr>
+              <w:t>UAE Federal Competitiveness and Statistics Centre</w:t>
+            </w:r>
+          </w:p>
+        </w:tc>
+        <w:tc>
+          <w:tcPr>
+            <w:tcW w:type="dxa" w:w="1224"/>
+          </w:tcPr>
+          <w:p>
+            <w:pPr>
+              <w:spacing w:after="20"/>
+            </w:pPr>
+            <w:r>
+              <w:rPr>
+                <w:color w:val="1C3A36"/>
+                <w:sz w:val="16"/>
+              </w:rPr>
+              <w:t>30-May-2026</w:t>
+            </w:r>
+          </w:p>
+        </w:tc>
+        <w:tc>
+          <w:tcPr>
+            <w:tcW w:type="dxa" w:w="6840"/>
+          </w:tcPr>
+          <w:p>
+            <w:pPr>
+              <w:spacing w:after="20"/>
+            </w:pPr>
+            <w:r>
+              <w:rPr>
+                <w:color w:val="1C3A36"/>
+                <w:sz w:val="16"/>
+              </w:rPr>
+              <w:t>Real GDP +6.2% in 2025, non-oil +6.8% — the outturn, replacing a forecast vintage</w:t>
+            </w:r>
+          </w:p>
+        </w:tc>
+      </w:tr>
+      <w:tr>
+        <w:tc>
+          <w:tcPr>
+            <w:tcW w:type="dxa" w:w="3312"/>
+          </w:tcPr>
+          <w:p>
+            <w:pPr>
+              <w:spacing w:after="20"/>
+            </w:pPr>
+            <w:r>
+              <w:rPr>
+                <w:color w:val="1C3A36"/>
+                <w:sz w:val="16"/>
+              </w:rPr>
+              <w:t>Daily par yield curve</w:t>
+            </w:r>
+          </w:p>
+        </w:tc>
+        <w:tc>
+          <w:tcPr>
+            <w:tcW w:type="dxa" w:w="2664"/>
+          </w:tcPr>
+          <w:p>
+            <w:pPr>
+              <w:spacing w:after="20"/>
+            </w:pPr>
+            <w:r>
+              <w:rPr>
+                <w:color w:val="1C3A36"/>
+                <w:sz w:val="16"/>
+              </w:rPr>
+              <w:t>US Department of the Treasury</w:t>
+            </w:r>
+          </w:p>
+        </w:tc>
+        <w:tc>
+          <w:tcPr>
+            <w:tcW w:type="dxa" w:w="1224"/>
+          </w:tcPr>
+          <w:p>
+            <w:pPr>
+              <w:spacing w:after="20"/>
+            </w:pPr>
+            <w:r>
+              <w:rPr>
+                <w:color w:val="1C3A36"/>
+                <w:sz w:val="16"/>
+              </w:rPr>
+              <w:t>07-Aug-2026</w:t>
+            </w:r>
+          </w:p>
+        </w:tc>
+        <w:tc>
+          <w:tcPr>
+            <w:tcW w:type="dxa" w:w="6840"/>
+          </w:tcPr>
+          <w:p>
+            <w:pPr>
+              <w:spacing w:after="20"/>
+            </w:pPr>
+            <w:r>
+              <w:rPr>
+                <w:color w:val="1C3A36"/>
+                <w:sz w:val="16"/>
+              </w:rPr>
+              <w:t>5-year US Treasury at 4.35% — the peg-consistency check on the AED risk-free construction</w:t>
+            </w:r>
+          </w:p>
+        </w:tc>
+      </w:tr>
+      <w:tr>
+        <w:tc>
+          <w:tcPr>
+            <w:tcW w:type="dxa" w:w="3312"/>
+          </w:tcPr>
+          <w:p>
+            <w:pPr>
+              <w:spacing w:after="20"/>
+            </w:pPr>
+            <w:r>
+              <w:rPr>
+                <w:color w:val="1C3A36"/>
+                <w:sz w:val="16"/>
+              </w:rPr>
+              <w:t>Ryanair FY26 results and Q1-FY27 report</w:t>
+            </w:r>
+          </w:p>
+        </w:tc>
+        <w:tc>
+          <w:tcPr>
+            <w:tcW w:type="dxa" w:w="2664"/>
+          </w:tcPr>
+          <w:p>
+            <w:pPr>
+              <w:spacing w:after="20"/>
+            </w:pPr>
+            <w:r>
+              <w:rPr>
+                <w:color w:val="1C3A36"/>
+                <w:sz w:val="16"/>
+              </w:rPr>
+              <w:t>Ryanair Holdings plc</w:t>
+            </w:r>
+          </w:p>
+        </w:tc>
+        <w:tc>
+          <w:tcPr>
+            <w:tcW w:type="dxa" w:w="1224"/>
+          </w:tcPr>
+          <w:p>
+            <w:pPr>
+              <w:spacing w:after="20"/>
+            </w:pPr>
+            <w:r>
+              <w:rPr>
+                <w:color w:val="1C3A36"/>
+                <w:sz w:val="16"/>
+              </w:rPr>
+              <w:t>May / 26-Jul-2026</w:t>
+            </w:r>
+          </w:p>
+        </w:tc>
+        <w:tc>
+          <w:tcPr>
+            <w:tcW w:type="dxa" w:w="6840"/>
+          </w:tcPr>
+          <w:p>
+            <w:pPr>
+              <w:spacing w:after="20"/>
+            </w:pPr>
+            <w:r>
+              <w:rPr>
+                <w:color w:val="1C3A36"/>
+                <w:sz w:val="16"/>
+              </w:rPr>
+              <w:t>EBITDA €3,747.6mn (operating profit + depreciation), 1,039.2mn shares, €2.7bn net cash — the 6.5× peer multiple from the primary filings</w:t>
+            </w:r>
+          </w:p>
+        </w:tc>
+      </w:tr>
+      <w:tr>
+        <w:tc>
+          <w:tcPr>
+            <w:tcW w:type="dxa" w:w="3312"/>
+          </w:tcPr>
+          <w:p>
+            <w:pPr>
+              <w:spacing w:after="20"/>
+            </w:pPr>
+            <w:r>
+              <w:rPr>
+                <w:color w:val="1C3A36"/>
+                <w:sz w:val="16"/>
+              </w:rPr>
+              <w:t>Wizz Air FY2026 final results</w:t>
+            </w:r>
+          </w:p>
+        </w:tc>
+        <w:tc>
+          <w:tcPr>
+            <w:tcW w:type="dxa" w:w="2664"/>
+          </w:tcPr>
+          <w:p>
+            <w:pPr>
+              <w:spacing w:after="20"/>
+            </w:pPr>
+            <w:r>
+              <w:rPr>
+                <w:color w:val="1C3A36"/>
+                <w:sz w:val="16"/>
+              </w:rPr>
+              <w:t>Wizz Air Holdings plc</w:t>
+            </w:r>
+          </w:p>
+        </w:tc>
+        <w:tc>
+          <w:tcPr>
+            <w:tcW w:type="dxa" w:w="1224"/>
+          </w:tcPr>
+          <w:p>
+            <w:pPr>
+              <w:spacing w:after="20"/>
+            </w:pPr>
+            <w:r>
+              <w:rPr>
+                <w:color w:val="1C3A36"/>
+                <w:sz w:val="16"/>
+              </w:rPr>
+              <w:t>11-Jun-2026</w:t>
+            </w:r>
+          </w:p>
+        </w:tc>
+        <w:tc>
+          <w:tcPr>
+            <w:tcW w:type="dxa" w:w="6840"/>
+          </w:tcPr>
+          <w:p>
+            <w:pPr>
+              <w:spacing w:after="20"/>
+            </w:pPr>
+            <w:r>
+              <w:rPr>
+                <w:color w:val="1C3A36"/>
+                <w:sz w:val="16"/>
+              </w:rPr>
+              <w:t>EBITDA €1,318.3mn and net debt — the peer multiple previously suppressed as n/m</w:t>
+            </w:r>
+          </w:p>
+        </w:tc>
+      </w:tr>
+      <w:tr>
+        <w:tc>
+          <w:tcPr>
+            <w:tcW w:type="dxa" w:w="3312"/>
+          </w:tcPr>
+          <w:p>
+            <w:pPr>
+              <w:spacing w:after="20"/>
+            </w:pPr>
+            <w:r>
+              <w:rPr>
+                <w:color w:val="1C3A36"/>
+                <w:sz w:val="16"/>
+              </w:rPr>
+              <w:t>Interim IFRS financial statements</w:t>
+            </w:r>
+          </w:p>
+        </w:tc>
+        <w:tc>
+          <w:tcPr>
+            <w:tcW w:type="dxa" w:w="2664"/>
+          </w:tcPr>
+          <w:p>
+            <w:pPr>
+              <w:spacing w:after="20"/>
+            </w:pPr>
+            <w:r>
+              <w:rPr>
+                <w:color w:val="1C3A36"/>
+                <w:sz w:val="16"/>
+              </w:rPr>
+              <w:t>Pegasus Hava Taşımacılığı A.Ş.</w:t>
+            </w:r>
+          </w:p>
+        </w:tc>
+        <w:tc>
+          <w:tcPr>
+            <w:tcW w:type="dxa" w:w="1224"/>
+          </w:tcPr>
+          <w:p>
+            <w:pPr>
+              <w:spacing w:after="20"/>
+            </w:pPr>
+            <w:r>
+              <w:rPr>
+                <w:color w:val="1C3A36"/>
+                <w:sz w:val="16"/>
+              </w:rPr>
+              <w:t>2026</w:t>
+            </w:r>
+          </w:p>
+        </w:tc>
+        <w:tc>
+          <w:tcPr>
+            <w:tcW w:type="dxa" w:w="6840"/>
+          </w:tcPr>
+          <w:p>
+            <w:pPr>
+              <w:spacing w:after="20"/>
+            </w:pPr>
+            <w:r>
+              <w:rPr>
+                <w:color w:val="1C3A36"/>
+                <w:sz w:val="16"/>
+              </w:rPr>
+              <w:t>Euro functional currency, no inflation restatement — correcting an earlier basis label</w:t>
+            </w:r>
+          </w:p>
+        </w:tc>
+      </w:tr>
+      <w:tr>
+        <w:tc>
+          <w:tcPr>
+            <w:tcW w:type="dxa" w:w="3312"/>
+          </w:tcPr>
+          <w:p>
+            <w:pPr>
+              <w:spacing w:after="20"/>
+            </w:pPr>
+            <w:r>
+              <w:rPr>
+                <w:color w:val="1C3A36"/>
+                <w:sz w:val="16"/>
+              </w:rPr>
+              <w:t>AGM dividend release for FY2021</w:t>
+            </w:r>
+          </w:p>
+        </w:tc>
+        <w:tc>
+          <w:tcPr>
+            <w:tcW w:type="dxa" w:w="2664"/>
+          </w:tcPr>
+          <w:p>
+            <w:pPr>
+              <w:spacing w:after="20"/>
+            </w:pPr>
+            <w:r>
+              <w:rPr>
+                <w:color w:val="1C3A36"/>
+                <w:sz w:val="16"/>
+              </w:rPr>
+              <w:t>Air Arabia PJSC</w:t>
+            </w:r>
+          </w:p>
+        </w:tc>
+        <w:tc>
+          <w:tcPr>
+            <w:tcW w:type="dxa" w:w="1224"/>
+          </w:tcPr>
+          <w:p>
+            <w:pPr>
+              <w:spacing w:after="20"/>
+            </w:pPr>
+            <w:r>
+              <w:rPr>
+                <w:color w:val="1C3A36"/>
+                <w:sz w:val="16"/>
+              </w:rPr>
+              <w:t>11-Mar-2022</w:t>
+            </w:r>
+          </w:p>
+        </w:tc>
+        <w:tc>
+          <w:tcPr>
+            <w:tcW w:type="dxa" w:w="6840"/>
+          </w:tcPr>
+          <w:p>
+            <w:pPr>
+              <w:spacing w:after="20"/>
+            </w:pPr>
+            <w:r>
+              <w:rPr>
+                <w:color w:val="1C3A36"/>
+                <w:sz w:val="16"/>
+              </w:rPr>
+              <w:t>The 8.5-fils FY2021 dividend — the base of the ladder, previously misstated as a 5-fil step</w:t>
+            </w:r>
+          </w:p>
+        </w:tc>
+      </w:tr>
     </w:tbl>
     <w:p>
       <w:pPr>
@@ -1320,7 +1810,7 @@
           <w:color w:val="1C3A36"/>
           <w:sz w:val="23"/>
         </w:rPr>
-        <w:t>Company layer — 121 inputs</w:t>
+        <w:t>Company layer — 126 inputs</w:t>
       </w:r>
     </w:p>
     <w:tbl>
@@ -9843,6 +10333,286 @@
                 <w:color w:val="1C3A36"/>
                 <w:sz w:val="15"/>
               </w:rPr>
+              <w:t>fuel intensity</w:t>
+            </w:r>
+          </w:p>
+        </w:tc>
+        <w:tc>
+          <w:tcPr>
+            <w:tcW w:type="dxa" w:w="2232"/>
+          </w:tcPr>
+          <w:p>
+            <w:pPr>
+              <w:spacing w:after="20"/>
+            </w:pPr>
+            <w:r>
+              <w:rPr>
+                <w:color w:val="1C3A36"/>
+                <w:sz w:val="15"/>
+              </w:rPr>
+              <w:t>1.937</w:t>
+            </w:r>
+          </w:p>
+        </w:tc>
+        <w:tc>
+          <w:tcPr>
+            <w:tcW w:type="dxa" w:w="1037"/>
+          </w:tcPr>
+          <w:p>
+            <w:pPr>
+              <w:spacing w:after="20"/>
+            </w:pPr>
+            <w:r>
+              <w:rPr>
+                <w:color w:val="1C3A36"/>
+                <w:sz w:val="15"/>
+              </w:rPr>
+              <w:t>2026-08-10</w:t>
+            </w:r>
+          </w:p>
+        </w:tc>
+        <w:tc>
+          <w:tcPr>
+            <w:tcW w:type="dxa" w:w="8827"/>
+          </w:tcPr>
+          <w:p>
+            <w:pPr>
+              <w:spacing w:after="20"/>
+            </w:pPr>
+            <w:r>
+              <w:rPr>
+                <w:color w:val="1C3A36"/>
+                <w:sz w:val="15"/>
+              </w:rPr>
+              <w:t>Fuel intensity, AED per passenger per USD/bbl of effective jet price: FY2025 audited fuel cost/pax 172.4 (Note 29 / presentations) over the ~USD 89/bbl 2025 market average (IATA) = 1.937. Held flat — the neo's ~20% lower burn is an upside not credited</w:t>
+            </w:r>
+          </w:p>
+        </w:tc>
+      </w:tr>
+      <w:tr>
+        <w:tc>
+          <w:tcPr>
+            <w:tcW w:type="dxa" w:w="1944"/>
+          </w:tcPr>
+          <w:p>
+            <w:pPr>
+              <w:spacing w:after="20"/>
+            </w:pPr>
+            <w:r>
+              <w:rPr>
+                <w:color w:val="1C3A36"/>
+                <w:sz w:val="15"/>
+              </w:rPr>
+              <w:t>fleet cons</w:t>
+            </w:r>
+          </w:p>
+        </w:tc>
+        <w:tc>
+          <w:tcPr>
+            <w:tcW w:type="dxa" w:w="2232"/>
+          </w:tcPr>
+          <w:p>
+            <w:pPr>
+              <w:spacing w:after="20"/>
+            </w:pPr>
+            <w:r>
+              <w:rPr>
+                <w:color w:val="1C3A36"/>
+                <w:sz w:val="15"/>
+              </w:rPr>
+              <w:t>fy25_end=56; ends=[58, 61, 64, 68, 72]; owned_adds=[1, 1, 1, 2, 2]; leased_adds=[1, 2, 2, 2, 2]; ac_cost_owned=184; ac_rou=175; …</w:t>
+            </w:r>
+          </w:p>
+        </w:tc>
+        <w:tc>
+          <w:tcPr>
+            <w:tcW w:type="dxa" w:w="1037"/>
+          </w:tcPr>
+          <w:p>
+            <w:pPr>
+              <w:spacing w:after="20"/>
+            </w:pPr>
+            <w:r>
+              <w:rPr>
+                <w:color w:val="1C3A36"/>
+                <w:sz w:val="15"/>
+              </w:rPr>
+              <w:t>2026-08-10</w:t>
+            </w:r>
+          </w:p>
+        </w:tc>
+        <w:tc>
+          <w:tcPr>
+            <w:tcW w:type="dxa" w:w="8827"/>
+          </w:tcPr>
+          <w:p>
+            <w:pPr>
+              <w:spacing w:after="20"/>
+            </w:pPr>
+            <w:r>
+              <w:rPr>
+                <w:color w:val="1C3A36"/>
+                <w:sz w:val="15"/>
+              </w:rPr>
+              <w:t>CONSOLIDATED fleet block (Sharjah + Ras Al Khaimah): YE2025 = 56 aircraft per the company's own FY2025 presentation fleet allocation (Sharjah 54, RAK 2; the 90 total is GROUP-wide incl. the JV hubs). Forward: 16 net additions to ~72 by FY2030 (within the 120-aircraft order and Airbus's constrained output), split ~7 owned / ~9 leased at ~AED 184mn owned cost (~USD 50mn A320neo family net) and ~AED 175mn right-of-use inception value per leased aircraft; owned units loan-financed ~AED 150mn each (FY2025 actual: AED 849.6mn for 5 = 170/unit). The owned/leased split remains UNDISCLOSED — flagged and sensitised</w:t>
+            </w:r>
+          </w:p>
+        </w:tc>
+      </w:tr>
+      <w:tr>
+        <w:tc>
+          <w:tcPr>
+            <w:tcW w:type="dxa" w:w="1944"/>
+          </w:tcPr>
+          <w:p>
+            <w:pPr>
+              <w:spacing w:after="20"/>
+            </w:pPr>
+            <w:r>
+              <w:rPr>
+                <w:color w:val="1C3A36"/>
+                <w:sz w:val="15"/>
+              </w:rPr>
+              <w:t>kd booked path</w:t>
+            </w:r>
+          </w:p>
+        </w:tc>
+        <w:tc>
+          <w:tcPr>
+            <w:tcW w:type="dxa" w:w="2232"/>
+          </w:tcPr>
+          <w:p>
+            <w:pPr>
+              <w:spacing w:after="20"/>
+            </w:pPr>
+            <w:r>
+              <w:rPr>
+                <w:color w:val="1C3A36"/>
+                <w:sz w:val="15"/>
+              </w:rPr>
+              <w:t>[0.031, 0.033, 0.035, 0.036, 0.037]</w:t>
+            </w:r>
+          </w:p>
+        </w:tc>
+        <w:tc>
+          <w:tcPr>
+            <w:tcW w:type="dxa" w:w="1037"/>
+          </w:tcPr>
+          <w:p>
+            <w:pPr>
+              <w:spacing w:after="20"/>
+            </w:pPr>
+            <w:r>
+              <w:rPr>
+                <w:color w:val="1C3A36"/>
+                <w:sz w:val="15"/>
+              </w:rPr>
+              <w:t>2026-08-10</w:t>
+            </w:r>
+          </w:p>
+        </w:tc>
+        <w:tc>
+          <w:tcPr>
+            <w:tcW w:type="dxa" w:w="8827"/>
+          </w:tcPr>
+          <w:p>
+            <w:pPr>
+              <w:spacing w:after="20"/>
+            </w:pPr>
+            <w:r>
+              <w:rPr>
+                <w:color w:val="1C3A36"/>
+                <w:sz w:val="15"/>
+              </w:rPr>
+              <w:t>BOOKED blended finance-cost rate on the rolling gross debt book: FY2025 effective 2.73% (finance costs 66.7 / average gross debt), rising as new leases (~4%, Note 25) and new aircraft loans (~marginal 5.4%) replace older cheaper layers</w:t>
+            </w:r>
+          </w:p>
+        </w:tc>
+      </w:tr>
+      <w:tr>
+        <w:tc>
+          <w:tcPr>
+            <w:tcW w:type="dxa" w:w="1944"/>
+          </w:tcPr>
+          <w:p>
+            <w:pPr>
+              <w:spacing w:after="20"/>
+            </w:pPr>
+            <w:r>
+              <w:rPr>
+                <w:color w:val="1C3A36"/>
+                <w:sz w:val="15"/>
+              </w:rPr>
+              <w:t>debt amort</w:t>
+            </w:r>
+          </w:p>
+        </w:tc>
+        <w:tc>
+          <w:tcPr>
+            <w:tcW w:type="dxa" w:w="2232"/>
+          </w:tcPr>
+          <w:p>
+            <w:pPr>
+              <w:spacing w:after="20"/>
+            </w:pPr>
+            <w:r>
+              <w:rPr>
+                <w:color w:val="1C3A36"/>
+                <w:sz w:val="15"/>
+              </w:rPr>
+              <w:t>[500, 520, 540, 560, 580]</w:t>
+            </w:r>
+          </w:p>
+        </w:tc>
+        <w:tc>
+          <w:tcPr>
+            <w:tcW w:type="dxa" w:w="1037"/>
+          </w:tcPr>
+          <w:p>
+            <w:pPr>
+              <w:spacing w:after="20"/>
+            </w:pPr>
+            <w:r>
+              <w:rPr>
+                <w:color w:val="1C3A36"/>
+                <w:sz w:val="15"/>
+              </w:rPr>
+              <w:t>2026-08-10</w:t>
+            </w:r>
+          </w:p>
+        </w:tc>
+        <w:tc>
+          <w:tcPr>
+            <w:tcW w:type="dxa" w:w="8827"/>
+          </w:tcPr>
+          <w:p>
+            <w:pPr>
+              <w:spacing w:after="20"/>
+            </w:pPr>
+            <w:r>
+              <w:rPr>
+                <w:color w:val="1C3A36"/>
+                <w:sz w:val="15"/>
+              </w:rPr>
+              <w:t>Scheduled repayments of borrowings + lease principal (FY2025 actuals: 393.7 borrowings repaid + 248.1 lease principal ≈ 642 gross; forward net of refinancing ~500-580/yr)</w:t>
+            </w:r>
+          </w:p>
+        </w:tc>
+      </w:tr>
+      <w:tr>
+        <w:tc>
+          <w:tcPr>
+            <w:tcW w:type="dxa" w:w="1944"/>
+          </w:tcPr>
+          <w:p>
+            <w:pPr>
+              <w:spacing w:after="20"/>
+            </w:pPr>
+            <w:r>
+              <w:rPr>
+                <w:color w:val="1C3A36"/>
+                <w:sz w:val="15"/>
+              </w:rPr>
               <w:t>kd</w:t>
             </w:r>
           </w:p>
@@ -9895,6 +10665,76 @@
                 <w:sz w:val="15"/>
               </w:rPr>
               <w:t>Marginal AED cost of debt: the AED sovereign 4.48% (Jan-2031) plus ~100bp unsecured corporate allowance for an unrated but NET-CASH flag carrier affiliate. Evidence table: FY2025 lease book carries an average 4% finance charge (Note 25, SECURED on aircraft — a floor, not the marginal unsecured rate); the FY2025 aircraft loan was similarly secured; deposits EARN 4.41%. 5.5% sits above the sovereign, above the secured book, and above the deposit rate, as it must</w:t>
+            </w:r>
+          </w:p>
+        </w:tc>
+      </w:tr>
+      <w:tr>
+        <w:tc>
+          <w:tcPr>
+            <w:tcW w:type="dxa" w:w="1944"/>
+          </w:tcPr>
+          <w:p>
+            <w:pPr>
+              <w:spacing w:after="20"/>
+            </w:pPr>
+            <w:r>
+              <w:rPr>
+                <w:color w:val="1C3A36"/>
+                <w:sz w:val="15"/>
+              </w:rPr>
+              <w:t>nci book</w:t>
+            </w:r>
+          </w:p>
+        </w:tc>
+        <w:tc>
+          <w:tcPr>
+            <w:tcW w:type="dxa" w:w="2232"/>
+          </w:tcPr>
+          <w:p>
+            <w:pPr>
+              <w:spacing w:after="20"/>
+            </w:pPr>
+            <w:r>
+              <w:rPr>
+                <w:color w:val="1C3A36"/>
+                <w:sz w:val="15"/>
+              </w:rPr>
+              <w:t>1.287</w:t>
+            </w:r>
+          </w:p>
+        </w:tc>
+        <w:tc>
+          <w:tcPr>
+            <w:tcW w:type="dxa" w:w="1037"/>
+          </w:tcPr>
+          <w:p>
+            <w:pPr>
+              <w:spacing w:after="20"/>
+            </w:pPr>
+            <w:r>
+              <w:rPr>
+                <w:color w:val="1C3A36"/>
+                <w:sz w:val="15"/>
+              </w:rPr>
+              <w:t>2026-02-13</w:t>
+            </w:r>
+          </w:p>
+        </w:tc>
+        <w:tc>
+          <w:tcPr>
+            <w:tcW w:type="dxa" w:w="8827"/>
+          </w:tcPr>
+          <w:p>
+            <w:pPr>
+              <w:spacing w:after="20"/>
+            </w:pPr>
+            <w:r>
+              <w:rPr>
+                <w:color w:val="1C3A36"/>
+                <w:sz w:val="15"/>
+              </w:rPr>
+              <w:t>Non-controlling interests at audited carrying value, 31-Dec-2025 — the correct deduction basis (the prior profit-share-ratio proxy deducted 2.9)</w:t>
             </w:r>
           </w:p>
         </w:tc>
@@ -9916,7 +10756,7 @@
           <w:color w:val="1C3A36"/>
           <w:sz w:val="23"/>
         </w:rPr>
-        <w:t>Country layer — 8 inputs</w:t>
+        <w:t>Country layer — 9 inputs</w:t>
       </w:r>
     </w:p>
     <w:tbl>
@@ -10371,6 +11211,76 @@
                 <w:sz w:val="15"/>
               </w:rPr>
               <w:t>AED sovereign anchor: UAE Ministry of Finance dirham T-Bond auction, July-2026 — January-2031 tranche YTM 4.48% (4bp over comparable UST; May-2026 auction: 4.30%). The LOCAL-currency government bond, per the standing rule, not a USD proxy</w:t>
+            </w:r>
+          </w:p>
+        </w:tc>
+      </w:tr>
+      <w:tr>
+        <w:tc>
+          <w:tcPr>
+            <w:tcW w:type="dxa" w:w="1944"/>
+          </w:tcPr>
+          <w:p>
+            <w:pPr>
+              <w:spacing w:after="20"/>
+            </w:pPr>
+            <w:r>
+              <w:rPr>
+                <w:color w:val="1C3A36"/>
+                <w:sz w:val="15"/>
+              </w:rPr>
+              <w:t>sov spread obs</w:t>
+            </w:r>
+          </w:p>
+        </w:tc>
+        <w:tc>
+          <w:tcPr>
+            <w:tcW w:type="dxa" w:w="2232"/>
+          </w:tcPr>
+          <w:p>
+            <w:pPr>
+              <w:spacing w:after="20"/>
+            </w:pPr>
+            <w:r>
+              <w:rPr>
+                <w:color w:val="1C3A36"/>
+                <w:sz w:val="15"/>
+              </w:rPr>
+              <w:t>0.0004</w:t>
+            </w:r>
+          </w:p>
+        </w:tc>
+        <w:tc>
+          <w:tcPr>
+            <w:tcW w:type="dxa" w:w="1037"/>
+          </w:tcPr>
+          <w:p>
+            <w:pPr>
+              <w:spacing w:after="20"/>
+            </w:pPr>
+            <w:r>
+              <w:rPr>
+                <w:color w:val="1C3A36"/>
+                <w:sz w:val="15"/>
+              </w:rPr>
+              <w:t>2026-08-10</w:t>
+            </w:r>
+          </w:p>
+        </w:tc>
+        <w:tc>
+          <w:tcPr>
+            <w:tcW w:type="dxa" w:w="8827"/>
+          </w:tcPr>
+          <w:p>
+            <w:pPr>
+              <w:spacing w:after="20"/>
+            </w:pPr>
+            <w:r>
+              <w:rPr>
+                <w:color w:val="1C3A36"/>
+                <w:sz w:val="15"/>
+              </w:rPr>
+              <w:t>The OBSERVED default spread embedded in the AED sovereign yield actually used: the July-2026 MoF auction priced the January-2031 tranche 4bp over comparable US Treasuries (May-2026: 14bp). Netting THIS spread — not the 42bp rating-table spread — keeps the risk-free rate currency-consistent under the 1:1 peg (UST 5-yr 4.35% on 07-Aug-2026, US Treasury daily curve): 4.48% - 0.04% = 4.44% &gt; 4.35%. Adopted after external critique; the rating-basis netting (4.06%) is published as the alternative construction</w:t>
             </w:r>
           </w:p>
         </w:tc>
@@ -10725,7 +11635,7 @@
                 <w:color w:val="1C3A36"/>
                 <w:sz w:val="15"/>
               </w:rPr>
-              <w:t>fuel per pax</w:t>
+              <w:t>jet eff base</w:t>
             </w:r>
           </w:p>
         </w:tc>
@@ -10742,7 +11652,7 @@
                 <w:color w:val="1C3A36"/>
                 <w:sz w:val="15"/>
               </w:rPr>
-              <w:t>[195, 165, 168.3, 171.7, 175.1]</w:t>
+              <w:t>[100.7, 85.2, 86.9, 88.6, 90.4]</w:t>
             </w:r>
           </w:p>
         </w:tc>
@@ -10759,7 +11669,7 @@
                 <w:color w:val="1C3A36"/>
                 <w:sz w:val="15"/>
               </w:rPr>
-              <w:t>2026-08-09</w:t>
+              <w:t>2026-08-10</w:t>
             </w:r>
           </w:p>
         </w:tc>
@@ -10776,7 +11686,7 @@
                 <w:color w:val="1C3A36"/>
                 <w:sz w:val="15"/>
               </w:rPr>
-              <w:t>Fuel cost per passenger, AED — the study's CENTRAL CONTESTED JUDGEMENT, priced BOTH ways (see fuel_per_pax_alt). BASE = the EIA path: jet fuel averaged ~USD 89/bbl in 2025 (IATA), spiked to ~USD 158 (IATA monitor, early Aug-2026) on the H1 conflict, and the EIA July-2026 STEO has Brent 81.91 (2026) -&gt; 64.76 (2027). FY2026 +13% on FY2025's 172.4 (H1 spike averaged against H2 relief), FY2027 -15% as the EIA curve realises, then +2%/yr on its own commodity escalator — never a domestic CPI proxy. ~55%-hedged 2026-2028 book (Note 24 commodity swaps/collars) damps both directions; hedge RATIOS are not disclosed — FLAGGED</w:t>
+              <w:t>EFFECTIVE (hedge-blended) jet fuel price path, USD/bbl — the study's CENTRAL CONTESTED JUDGEMENT, priced BOTH ways (see jet_eff_alt). BASE = the EIA-curve framing: 2025 market average ~USD 89/bbl (IATA); H1-2026 spiked (IATA monitor USD 158.77 early Aug-2026) but the book is partly hedged 2026-2028 (Note 24 swaps/collars; RATIOS undisclosed — flagged) and Q1-2026's realised margin shows nothing like a spot-price hit; EIA July-2026 STEO Brent 81.91 (2026) -&gt; 64.76 (2027) then a mild crack-normalised drift. Fuel cost per passenger = intensity x this path — its own commodity escalator, never a CPI proxy</w:t>
             </w:r>
           </w:p>
         </w:tc>
@@ -10795,7 +11705,7 @@
                 <w:color w:val="1C3A36"/>
                 <w:sz w:val="15"/>
               </w:rPr>
-              <w:t>fuel per pax alt</w:t>
+              <w:t>jet eff alt</w:t>
             </w:r>
           </w:p>
         </w:tc>
@@ -10812,7 +11722,7 @@
                 <w:color w:val="1C3A36"/>
                 <w:sz w:val="15"/>
               </w:rPr>
-              <w:t>[210, 205, 206, 208.1, 210.1]</w:t>
+              <w:t>[108.4, 105.8, 106.4, 107.5, 108.5]</w:t>
             </w:r>
           </w:p>
         </w:tc>
@@ -10829,7 +11739,7 @@
                 <w:color w:val="1C3A36"/>
                 <w:sz w:val="15"/>
               </w:rPr>
-              <w:t>2026-08-09</w:t>
+              <w:t>2026-08-10</w:t>
             </w:r>
           </w:p>
         </w:tc>
@@ -10846,7 +11756,7 @@
                 <w:color w:val="1C3A36"/>
                 <w:sz w:val="15"/>
               </w:rPr>
-              <w:t>The ALTERNATIVE fuel framing: IATA's June-2026 full-year assumption (jet USD 152/bbl avg, Brent 95) persists — no EIA-style relief. FY2026 +22% on FY2025, then held with +1%/yr drift. Published side by side with the base everywhere the base appears</w:t>
+              <w:t>The ALTERNATIVE fuel framing: IATA's June-2026 high-fuel view persists through the hedge blend — no EIA-style relief. Published side by side with the base everywhere the base appears</w:t>
             </w:r>
           </w:p>
         </w:tc>
@@ -10882,7 +11792,7 @@
                 <w:color w:val="1C3A36"/>
                 <w:sz w:val="15"/>
               </w:rPr>
-              <w:t>7.5</w:t>
+              <w:t>6.5</w:t>
             </w:r>
           </w:p>
         </w:tc>
@@ -10899,7 +11809,7 @@
                 <w:color w:val="1C3A36"/>
                 <w:sz w:val="15"/>
               </w:rPr>
-              <w:t>2026-08-09</w:t>
+              <w:t>2026-08-10</w:t>
             </w:r>
           </w:p>
         </w:tc>
@@ -10916,7 +11826,7 @@
                 <w:color w:val="1C3A36"/>
                 <w:sz w:val="15"/>
               </w:rPr>
-              <w:t>Justified EV/EBITDA on mid-cycle FY2027E EBITDA. Peer cross-checks (secondary sources, labelled): Ryanair 7.8x, EIA— easyJet 3.5x, IndiGo 11.1x, Pegasus 6.6x (TRY basis), Damodaran Air Transport 7.58x (Jan-2026). 7.5x sits at the sector centre; Air Arabia's franchise margin argues higher, its Gulf concentration argues lower. Bear 6.0x / bull 9.0x</w:t>
+              <w:t>Justified EV/EBITDA on mid-cycle FY2027E EBITDA EXCLUDING the fee/other-income stream (valued separately — basis matched to how peer multiples are computed). Peer set rebuilt from PRIMARY filings after external critique: Ryanair 6.50x (FY26 EBITDA EUR 3,747.6mn = op profit 2,374.2 + dep 1,373.4; 1,039.2mn shares and EUR 2.7bn net cash per the Q1-FY27 report), Wizz ~4.75x (FY26 EBITDA 1,318.3), easyJet ~3.5x, IndiGo 11.1x, Pegasus ~6.6x (EUR-functional IFRS) -&gt; median 6.5x. Bear 5.0x / bull 8.0x</w:t>
             </w:r>
           </w:p>
         </w:tc>
@@ -14268,6 +15178,20 @@
           <w:sz w:val="17"/>
         </w:rPr>
         <w:t>Discrepancy recorded, not repaired: in the FY2025 filing's restated FY2024 revenue disaggregation, the six contract-revenue lines sum to total revenue (AED 6,765.9mn) while the printed contract-revenue subtotal is AED 6,616.4mn — the aircraft-lease-rental line (AED 149.4mn) is the difference. The study uses the passenger and baggage lines as printed and records the footing inconsistency here. Additionally, the FY2022–FY2024 statement PDFs are image scans: they were machine-read, and every figure carried into the model was cross-checked against the following year's typed comparative column.</w:t>
+      </w:r>
+    </w:p>
+    <w:p>
+      <w:pPr>
+        <w:spacing w:after="100" w:before="0"/>
+      </w:pPr>
+      <w:r>
+        <w:rPr>
+          <w:b w:val="0"/>
+          <w:i w:val="0"/>
+          <w:color w:val="1C3A36"/>
+          <w:sz w:val="17"/>
+        </w:rPr>
+        <w:t>This edition responds to four external audits (9-10 Aug-2026): every accepted finding is implemented and the full 71-row finding-by-finding response, with receipts and prices, is in the study repository. Extracts of the decisive filing passages (the finance-sublease note, the operating-lease lessor note, the tax reconciliation, the fleet allocation) are quoted in the response so the next auditor can tie them without machine-reading the scanned PDFs.</w:t>
       </w:r>
     </w:p>
     <w:p>

--- a/engine/airarabia_study/AIRARABIA_Bibliography_09-08-2026.docx
+++ b/engine/airarabia_study/AIRARABIA_Bibliography_09-08-2026.docx
@@ -1279,7 +1279,77 @@
                 <w:color w:val="1C3A36"/>
                 <w:sz w:val="16"/>
               </w:rPr>
-              <w:t>The regression index for beta — market data only, never a source for company figures</w:t>
+              <w:t>The ADOPTED regression index for beta — the exchange the shares are listed on per note 1 of every filing. Market data only, never a source for company figures</w:t>
+            </w:r>
+          </w:p>
+        </w:tc>
+      </w:tr>
+      <w:tr>
+        <w:tc>
+          <w:tcPr>
+            <w:tcW w:type="dxa" w:w="3312"/>
+          </w:tcPr>
+          <w:p>
+            <w:pPr>
+              <w:spacing w:after="20"/>
+            </w:pPr>
+            <w:r>
+              <w:rPr>
+                <w:color w:val="1C3A36"/>
+                <w:sz w:val="16"/>
+              </w:rPr>
+              <w:t>FTSE ADX General Index history, 2011–2026</w:t>
+            </w:r>
+          </w:p>
+        </w:tc>
+        <w:tc>
+          <w:tcPr>
+            <w:tcW w:type="dxa" w:w="2664"/>
+          </w:tcPr>
+          <w:p>
+            <w:pPr>
+              <w:spacing w:after="20"/>
+            </w:pPr>
+            <w:r>
+              <w:rPr>
+                <w:color w:val="1C3A36"/>
+                <w:sz w:val="16"/>
+              </w:rPr>
+              <w:t>Investing.com (aggregator, index only)</w:t>
+            </w:r>
+          </w:p>
+        </w:tc>
+        <w:tc>
+          <w:tcPr>
+            <w:tcW w:type="dxa" w:w="1224"/>
+          </w:tcPr>
+          <w:p>
+            <w:pPr>
+              <w:spacing w:after="20"/>
+            </w:pPr>
+            <w:r>
+              <w:rPr>
+                <w:color w:val="1C3A36"/>
+                <w:sz w:val="16"/>
+              </w:rPr>
+              <w:t>24-Jul-2026</w:t>
+            </w:r>
+          </w:p>
+        </w:tc>
+        <w:tc>
+          <w:tcPr>
+            <w:tcW w:type="dxa" w:w="6840"/>
+          </w:tcPr>
+          <w:p>
+            <w:pPr>
+              <w:spacing w:after="20"/>
+            </w:pPr>
+            <w:r>
+              <w:rPr>
+                <w:color w:val="1C3A36"/>
+                <w:sz w:val="16"/>
+              </w:rPr>
+              <w:t>The ALTERNATIVE-BENCHMARK regressor: the same beta regression re-run against the other UAE market proxy as an external check on a single-benchmark fit. Published, not adopted</w:t>
             </w:r>
           </w:p>
         </w:tc>
@@ -12114,7 +12184,7 @@
           <w:color w:val="1C3A36"/>
           <w:sz w:val="23"/>
         </w:rPr>
-        <w:t>House layer — 29 inputs</w:t>
+        <w:t>House layer — 30 inputs</w:t>
       </w:r>
     </w:p>
     <w:tbl>
@@ -13548,7 +13618,77 @@
                 <w:color w:val="1C3A36"/>
                 <w:sz w:val="15"/>
               </w:rPr>
-              <w:t>Tier-1 OWN-STOCK regression: AIRARABIA weekly log-returns vs the DFM General Index (DFMGI), 5-year window to 16-Jul-2026: beta 1.086, R-squared 0.402, n=258, SE 0.083, CI90 [0.95, 1.22] — clears the usability gate, not weak-instrument flagged.</w:t>
+              <w:t>Tier-1 OWN-STOCK regression: AIRARABIA weekly log-returns vs the DFM General Index (DFMGI), 5-year window to 16-Jul-2026: beta 1.086, R-squared 0.402, n=258, SE 0.083, CI90 [0.95, 1.22] — clears the usability gate, not weak-instrument flagged. DFMGI is the stock's own market: every filing states the ordinary shares are listed on the Dubai Financial Market (FY2025 note 1; FY2025 annual report; Q1-2026 interim note 1) and the annual report benchmarks the share price against DFMGI.</w:t>
+            </w:r>
+          </w:p>
+        </w:tc>
+      </w:tr>
+      <w:tr>
+        <w:tc>
+          <w:tcPr>
+            <w:tcW w:type="dxa" w:w="1944"/>
+          </w:tcPr>
+          <w:p>
+            <w:pPr>
+              <w:spacing w:after="20"/>
+            </w:pPr>
+            <w:r>
+              <w:rPr>
+                <w:color w:val="1C3A36"/>
+                <w:sz w:val="15"/>
+              </w:rPr>
+              <w:t>beta alt benchmark</w:t>
+            </w:r>
+          </w:p>
+        </w:tc>
+        <w:tc>
+          <w:tcPr>
+            <w:tcW w:type="dxa" w:w="2232"/>
+          </w:tcPr>
+          <w:p>
+            <w:pPr>
+              <w:spacing w:after="20"/>
+            </w:pPr>
+            <w:r>
+              <w:rPr>
+                <w:color w:val="1C3A36"/>
+                <w:sz w:val="15"/>
+              </w:rPr>
+              <w:t>0.812</w:t>
+            </w:r>
+          </w:p>
+        </w:tc>
+        <w:tc>
+          <w:tcPr>
+            <w:tcW w:type="dxa" w:w="1037"/>
+          </w:tcPr>
+          <w:p>
+            <w:pPr>
+              <w:spacing w:after="20"/>
+            </w:pPr>
+            <w:r>
+              <w:rPr>
+                <w:color w:val="1C3A36"/>
+                <w:sz w:val="15"/>
+              </w:rPr>
+              <w:t>2026-08-17</w:t>
+            </w:r>
+          </w:p>
+        </w:tc>
+        <w:tc>
+          <w:tcPr>
+            <w:tcW w:type="dxa" w:w="8827"/>
+          </w:tcPr>
+          <w:p>
+            <w:pPr>
+              <w:spacing w:after="20"/>
+            </w:pPr>
+            <w:r>
+              <w:rPr>
+                <w:color w:val="1C3A36"/>
+                <w:sz w:val="15"/>
+              </w:rPr>
+              <w:t>ALTERNATIVE-BENCHMARK cross-check, published not adopted: the same own-stock 5-year weekly regression run against the FTSE ADX General Index (index series to 24-Jul-2026): beta 0.812, R-squared 0.135, n=260, SE 0.128, CI90 [0.60, 1.02]. It clears the same usability gate but explains a THIRD as much of the stock's weekly variance as its own exchange's composite does, which is itself the evidence that DFMGI is the right regressor for a DFM-listed name. Priced in full rather than mentioned</w:t>
             </w:r>
           </w:p>
         </w:tc>
@@ -14413,6 +14553,59 @@
                 <w:sz w:val="16"/>
               </w:rPr>
               <w:t>Two consecutive quarters of realised jet fuel above ~$150/bbl would make the high-fuel framing the base</w:t>
+            </w:r>
+          </w:p>
+        </w:tc>
+      </w:tr>
+      <w:tr>
+        <w:tc>
+          <w:tcPr>
+            <w:tcW w:type="dxa" w:w="2520"/>
+          </w:tcPr>
+          <w:p>
+            <w:pPr>
+              <w:spacing w:after="20"/>
+            </w:pPr>
+            <w:r>
+              <w:rPr>
+                <w:color w:val="1C3A36"/>
+                <w:sz w:val="16"/>
+              </w:rPr>
+              <w:t>Which market index the beta is measured against</w:t>
+            </w:r>
+          </w:p>
+        </w:tc>
+        <w:tc>
+          <w:tcPr>
+            <w:tcW w:type="dxa" w:w="6048"/>
+          </w:tcPr>
+          <w:p>
+            <w:pPr>
+              <w:spacing w:after="20"/>
+            </w:pPr>
+            <w:r>
+              <w:rPr>
+                <w:color w:val="1C3A36"/>
+                <w:sz w:val="16"/>
+              </w:rPr>
+              <w:t>The general index of the Dubai exchange, because note 1 of the 2025 statements, the 2025 annual report and the Q1-2026 interim all state the ordinary shares are listed there, and the annual report benchmarks the share price against that index. The same regression against the Abu Dhabi general index gives a lower beta (0.812 against 1.086) and a HIGHER value, and is published in full beside the adopted figure rather than left out</w:t>
+            </w:r>
+          </w:p>
+        </w:tc>
+        <w:tc>
+          <w:tcPr>
+            <w:tcW w:type="dxa" w:w="5472"/>
+          </w:tcPr>
+          <w:p>
+            <w:pPr>
+              <w:spacing w:after="20"/>
+            </w:pPr>
+            <w:r>
+              <w:rPr>
+                <w:color w:val="1C3A36"/>
+                <w:sz w:val="16"/>
+              </w:rPr>
+              <w:t>A change of listing venue, a dual listing, or evidence that the Abu Dhabi index better explains this share's weekly returns — today it explains a third as much (R² 0.14 against 0.40), which is why it is the cross-check and not the basis</w:t>
             </w:r>
           </w:p>
         </w:tc>

--- a/engine/airarabia_study/AIRARABIA_Bibliography_09-08-2026.docx
+++ b/engine/airarabia_study/AIRARABIA_Bibliography_09-08-2026.docx
@@ -1880,7 +1880,7 @@
           <w:color w:val="1C3A36"/>
           <w:sz w:val="23"/>
         </w:rPr>
-        <w:t>Company layer — 126 inputs</w:t>
+        <w:t>Company layer — 127 inputs</w:t>
       </w:r>
     </w:p>
     <w:tbl>
@@ -10735,6 +10735,76 @@
                 <w:sz w:val="15"/>
               </w:rPr>
               <w:t>Marginal AED cost of debt: the AED sovereign 4.48% (Jan-2031) plus ~100bp unsecured corporate allowance for an unrated but NET-CASH flag carrier affiliate. Evidence table: FY2025 lease book carries an average 4% finance charge (Note 25, SECURED on aircraft — a floor, not the marginal unsecured rate); the FY2025 aircraft loan was similarly secured; deposits EARN 4.41%. 5.5% sits above the sovereign, above the secured book, and above the deposit rate, as it must</w:t>
+            </w:r>
+          </w:p>
+        </w:tc>
+      </w:tr>
+      <w:tr>
+        <w:tc>
+          <w:tcPr>
+            <w:tcW w:type="dxa" w:w="1944"/>
+          </w:tcPr>
+          <w:p>
+            <w:pPr>
+              <w:spacing w:after="20"/>
+            </w:pPr>
+            <w:r>
+              <w:rPr>
+                <w:color w:val="1C3A36"/>
+                <w:sz w:val="15"/>
+              </w:rPr>
+              <w:t>asset life weighted</w:t>
+            </w:r>
+          </w:p>
+        </w:tc>
+        <w:tc>
+          <w:tcPr>
+            <w:tcW w:type="dxa" w:w="2232"/>
+          </w:tcPr>
+          <w:p>
+            <w:pPr>
+              <w:spacing w:after="20"/>
+            </w:pPr>
+            <w:r>
+              <w:rPr>
+                <w:color w:val="1C3A36"/>
+                <w:sz w:val="15"/>
+              </w:rPr>
+              <w:t>17.84</w:t>
+            </w:r>
+          </w:p>
+        </w:tc>
+        <w:tc>
+          <w:tcPr>
+            <w:tcW w:type="dxa" w:w="1037"/>
+          </w:tcPr>
+          <w:p>
+            <w:pPr>
+              <w:spacing w:after="20"/>
+            </w:pPr>
+            <w:r>
+              <w:rPr>
+                <w:color w:val="1C3A36"/>
+                <w:sz w:val="15"/>
+              </w:rPr>
+              <w:t>2026-02-13</w:t>
+            </w:r>
+          </w:p>
+        </w:tc>
+        <w:tc>
+          <w:tcPr>
+            <w:tcW w:type="dxa" w:w="8827"/>
+          </w:tcPr>
+          <w:p>
+            <w:pPr>
+              <w:spacing w:after="20"/>
+            </w:pPr>
+            <w:r>
+              <w:rPr>
+                <w:color w:val="1C3A36"/>
+                <w:sz w:val="15"/>
+              </w:rPr>
+              <w:t>Weighted useful life of the depreciable asset base, derived from the FY2025 consolidated financial statements' own composition: the disclosed class lives in note 4 (aircraft and aircraft engines 20 years, buildings 15-20, aircraft rotables 3-10, airport equipment 3-15, other 3-5) weighted by the GROSS carrying amounts in note 5, at each range's longest disclosed end. Aircraft and engines are 87.4% of the AED 11,457mn depreciable base at a single disclosed 20 years, so the band is narrow: 14.55 years if every range is taken at its shortest end, 17.84 at its longest. Land (AED 89mn) and capital work-in-progress (AED 452mn) are excluded because neither is depreciated, and the note foots to its stated AED 11,999mn total. Note 5 also records that with effect from 1-Oct-2024 the aircraft life was raised from 15 to 20 years and residual values cut from 20% to 7-8% of original cost, so the 20 years is the current estimate rather than a legacy one. Text layer via pdftotext -layout; the two years' tables cross-check.</w:t>
             </w:r>
           </w:p>
         </w:tc>
@@ -11582,7 +11652,7 @@
           <w:color w:val="1C3A36"/>
           <w:sz w:val="23"/>
         </w:rPr>
-        <w:t>Industry layer — 4 inputs</w:t>
+        <w:t>Industry layer — 5 inputs</w:t>
       </w:r>
     </w:p>
     <w:tbl>
@@ -11897,6 +11967,76 @@
                 <w:sz w:val="15"/>
               </w:rPr>
               <w:t>Justified EV/EBITDA on mid-cycle FY2027E EBITDA EXCLUDING the fee/other-income stream (valued separately — basis matched to how peer multiples are computed). Peer set rebuilt from PRIMARY filings after external critique: Ryanair 6.50x (FY26 EBITDA EUR 3,747.6mn = op profit 2,374.2 + dep 1,373.4; 1,039.2mn shares and EUR 2.7bn net cash per the Q1-FY27 report), Wizz ~4.75x (FY26 EBITDA 1,318.3), easyJet ~3.5x, IndiGo 11.1x, Pegasus ~6.6x (EUR-functional IFRS) -&gt; median 6.5x. Bear 5.0x / bull 8.0x</w:t>
+            </w:r>
+          </w:p>
+        </w:tc>
+      </w:tr>
+      <w:tr>
+        <w:tc>
+          <w:tcPr>
+            <w:tcW w:type="dxa" w:w="1944"/>
+          </w:tcPr>
+          <w:p>
+            <w:pPr>
+              <w:spacing w:after="20"/>
+            </w:pPr>
+            <w:r>
+              <w:rPr>
+                <w:color w:val="1C3A36"/>
+                <w:sz w:val="15"/>
+              </w:rPr>
+              <w:t>pe sector damodaran</w:t>
+            </w:r>
+          </w:p>
+        </w:tc>
+        <w:tc>
+          <w:tcPr>
+            <w:tcW w:type="dxa" w:w="2232"/>
+          </w:tcPr>
+          <w:p>
+            <w:pPr>
+              <w:spacing w:after="20"/>
+            </w:pPr>
+            <w:r>
+              <w:rPr>
+                <w:color w:val="1C3A36"/>
+                <w:sz w:val="15"/>
+              </w:rPr>
+              <w:t>12.87</w:t>
+            </w:r>
+          </w:p>
+        </w:tc>
+        <w:tc>
+          <w:tcPr>
+            <w:tcW w:type="dxa" w:w="1037"/>
+          </w:tcPr>
+          <w:p>
+            <w:pPr>
+              <w:spacing w:after="20"/>
+            </w:pPr>
+            <w:r>
+              <w:rPr>
+                <w:color w:val="1C3A36"/>
+                <w:sz w:val="15"/>
+              </w:rPr>
+              <w:t>2026-01-01</w:t>
+            </w:r>
+          </w:p>
+        </w:tc>
+        <w:tc>
+          <w:tcPr>
+            <w:tcW w:type="dxa" w:w="8827"/>
+          </w:tcPr>
+          <w:p>
+            <w:pPr>
+              <w:spacing w:after="20"/>
+            </w:pPr>
+            <w:r>
+              <w:rPr>
+                <w:color w:val="1C3A36"/>
+                <w:sz w:val="15"/>
+              </w:rPr>
+              <w:t>Air transport sector price/earnings for PROFITABLE firms, Damodaran January-2026 industry multiples file. The positive-EBITDA screen on the same row reads 7.58x; the profitable-firms screen is the comparable one for a carrier that earns.</w:t>
             </w:r>
           </w:p>
         </w:tc>
@@ -12128,7 +12268,7 @@
                 <w:color w:val="1C3A36"/>
                 <w:sz w:val="15"/>
               </w:rPr>
-              <w:t>5.24</w:t>
+              <w:t>4.97</w:t>
             </w:r>
           </w:p>
         </w:tc>
@@ -12145,7 +12285,7 @@
                 <w:color w:val="1C3A36"/>
                 <w:sz w:val="15"/>
               </w:rPr>
-              <w:t>2026-08-07</w:t>
+              <w:t>2026-09-03</w:t>
             </w:r>
           </w:p>
         </w:tc>
@@ -12162,7 +12302,7 @@
                 <w:color w:val="1C3A36"/>
                 <w:sz w:val="15"/>
               </w:rPr>
-              <w:t>Uploaded DFM daily price history, last close 07-Aug-2026</w:t>
+              <w:t>Dubai Financial Market close, 3 September 2026 — the latest price available when this edition was struck. A valuation compared against a month-old quote is measured against the past rather than the market, so this edition re-strikes on the current close and moves the valuation date with it. The previous edition was struck at AED 5.24 on 7 August 2026.</w:t>
             </w:r>
           </w:p>
         </w:tc>
@@ -14057,7 +14197,7 @@
                 <w:color w:val="1C3A36"/>
                 <w:sz w:val="15"/>
               </w:rPr>
-              <w:t>g term</w:t>
+              <w:t>g term real</w:t>
             </w:r>
           </w:p>
         </w:tc>
@@ -14074,7 +14214,7 @@
                 <w:color w:val="1C3A36"/>
                 <w:sz w:val="15"/>
               </w:rPr>
-              <w:t>0.025</w:t>
+              <w:t>0.0049</w:t>
             </w:r>
           </w:p>
         </w:tc>
@@ -14108,7 +14248,7 @@
                 <w:color w:val="1C3A36"/>
                 <w:sz w:val="15"/>
               </w:rPr>
-              <w:t>Terminal growth 2.5%, AED-nominal against a 4.0% terminal risk-free that embeds ~2% inflation — about 0.5pp real, for a carrier whose home market (Sharjah 19.5mn airport pax +13.9% in 2025) is still structurally growing. Sensitised 1.5-3.5%</w:t>
+              <w:t>Terminal growth of 0.49pp a year ABOVE inflation, in perpetuity, for a carrier whose home market — Sharjah, 19.5mn airport passengers, +13.9% in 2025 — is still structurally growing. The assumption is stated in real terms and the nominal rate is computed from it against the 2.0% long-run inflation this valuation uses throughout: a growth rate quoted only in nominal terms cannot be checked, because nobody reading 2.5% can tell whether it means inflation plus half a point or inflation minus one. The previous edition quoted the nominal figure. Sensitised across 1.5-3.5% nominal.</w:t>
             </w:r>
           </w:p>
         </w:tc>
@@ -14354,7 +14494,7 @@
                 <w:color w:val="1C3A36"/>
                 <w:sz w:val="15"/>
               </w:rPr>
-              <w:t>219</w:t>
+              <w:t>246</w:t>
             </w:r>
           </w:p>
         </w:tc>
@@ -14388,7 +14528,7 @@
                 <w:color w:val="1C3A36"/>
                 <w:sz w:val="15"/>
               </w:rPr>
-              <w:t>Days from the DCF construction date (31-Dec-2025, the audited balance-sheet date) to the anchor 7-Aug-2026. All lens values are rolled to the anchor at the cost of equity, net of the AED 0.30 FY2025 dividend paid inside the window</w:t>
+              <w:t>Days from the DCF construction date (31-Dec-2025, the audited balance-sheet date) to the anchor 3-Sep-2026. All lens values are rolled to the anchor at the cost of equity, net of the AED 0.30 FY2025 dividend paid inside the window</w:t>
             </w:r>
           </w:p>
         </w:tc>
